--- a/documentos/alcance-mvp.docx
+++ b/documentos/alcance-mvp.docx
@@ -770,7 +770,7 @@
     </w:p>
     <w:sdt>
       <w:sdtPr>
-        <w:id w:val="982622544"/>
+        <w:id w:val="1679444890"/>
         <w:docPartObj>
           <w:docPartGallery w:val="Table of Contents"/>
           <w:docPartUnique w:val="1"/>
@@ -2828,42 +2828,7 @@
         </w:rPr>
       </w:pPr>
       <w:r>
-        <w:rPr>
-          <w:rFonts w:ascii="Calibri" w:cs="Calibri" w:eastAsia="Calibri" w:hAnsi="Calibri"/>
-          <w:b w:val="1"/>
-          <w:bCs w:val="1"/>
-          <w:i w:val="0"/>
-          <w:iCs w:val="0"/>
-          <w:smallCaps w:val="0"/>
-          <w:strike w:val="0"/>
-          <w:color w:val="000000"/>
-          <w:sz w:val="22"/>
-          <w:szCs w:val="22"/>
-          <w:u w:val="none"/>
-          <w:shd w:fill="auto" w:val="clear"/>
-          <w:vertAlign w:val="baseline"/>
-          <w:rtl w:val="0"/>
-        </w:rPr>
-        <w:t xml:space="preserve">Fuentes integradas</w:t>
-      </w:r>
-      <w:r>
-        <w:rPr>
-          <w:rFonts w:ascii="Calibri" w:cs="Calibri" w:eastAsia="Calibri" w:hAnsi="Calibri"/>
-          <w:b w:val="0"/>
-          <w:bCs w:val="0"/>
-          <w:i w:val="0"/>
-          <w:iCs w:val="0"/>
-          <w:smallCaps w:val="0"/>
-          <w:strike w:val="0"/>
-          <w:color w:val="000000"/>
-          <w:sz w:val="22"/>
-          <w:szCs w:val="22"/>
-          <w:u w:val="none"/>
-          <w:shd w:fill="auto" w:val="clear"/>
-          <w:vertAlign w:val="baseline"/>
-          <w:rtl w:val="0"/>
-        </w:rPr>
-        <w:t xml:space="preserve">: Magento (3 tenants), Mailup (PF), GA4 export nativo (PF).</w:t>
+        <w:t>Fuentes integradas: Magento (3 tenants), Mailup (PF), GA4 export nativo (PF); extracción de campañas de email marketing desde las plataformas de cada tenant (métricas de envío y apertura, PB15).</w:t>
       </w:r>
     </w:p>
     <w:p>
@@ -2978,42 +2943,9 @@
         </w:rPr>
       </w:pPr>
       <w:r>
-        <w:rPr>
-          <w:rFonts w:ascii="Calibri" w:cs="Calibri" w:eastAsia="Calibri" w:hAnsi="Calibri"/>
-          <w:b w:val="1"/>
-          <w:bCs w:val="1"/>
-          <w:i w:val="0"/>
-          <w:iCs w:val="0"/>
-          <w:smallCaps w:val="0"/>
-          <w:strike w:val="0"/>
-          <w:color w:val="000000"/>
-          <w:sz w:val="22"/>
-          <w:szCs w:val="22"/>
-          <w:u w:val="none"/>
-          <w:shd w:fill="auto" w:val="clear"/>
-          <w:vertAlign w:val="baseline"/>
-          <w:rtl w:val="0"/>
-        </w:rPr>
-        <w:t xml:space="preserve">Documentación y operación</w:t>
-      </w:r>
-      <w:r>
-        <w:rPr>
-          <w:rFonts w:ascii="Calibri" w:cs="Calibri" w:eastAsia="Calibri" w:hAnsi="Calibri"/>
-          <w:b w:val="0"/>
-          <w:bCs w:val="0"/>
-          <w:i w:val="0"/>
-          <w:iCs w:val="0"/>
-          <w:smallCaps w:val="0"/>
-          <w:strike w:val="0"/>
-          <w:color w:val="000000"/>
-          <w:sz w:val="22"/>
-          <w:szCs w:val="22"/>
-          <w:u w:val="none"/>
-          <w:shd w:fill="auto" w:val="clear"/>
-          <w:vertAlign w:val="baseline"/>
-          <w:rtl w:val="0"/>
-        </w:rPr>
-        <w:t xml:space="preserve">: README completo, manual técnico, plan de pruebas y este alcance.</w:t>
+        <w:t>Gobernanza multi-tenant: incorporación de nuevos clientes reutilizando la arquitectura existente sin comprometer el aislamiento (PB17); recuperación del historial completo de datos por tenant para análisis de tendencias (PB18); contraste de volúmenes cargados contra la fuente de origen (PB19).</w:t>
+        <w:br/>
+        <w:t>Documentación y operación: README completo, manual técnico, plan de pruebas y este alcance.</w:t>
       </w:r>
     </w:p>
     <w:p>
